--- a/03_ementa/ementa.docx
+++ b/03_ementa/ementa.docx
@@ -303,6 +303,7 @@
           <w:bCs/>
           <w:sz w:val="32"/>
           <w:szCs w:val="32"/>
+          <w:highlight w:val="yellow"/>
           <w:lang w:val="pt-BR"/>
         </w:rPr>
       </w:pPr>
@@ -312,6 +313,7 @@
           <w:bCs/>
           <w:sz w:val="32"/>
           <w:szCs w:val="32"/>
+          <w:highlight w:val="yellow"/>
           <w:lang w:val="pt-BR"/>
         </w:rPr>
         <w:t>Estruturas e Manipulação de Dados</w:t>
@@ -327,6 +329,7 @@
           <w:bCs/>
           <w:sz w:val="32"/>
           <w:szCs w:val="32"/>
+          <w:highlight w:val="yellow"/>
           <w:lang w:val="pt-BR"/>
         </w:rPr>
       </w:pPr>
@@ -345,6 +348,7 @@
           <w:bCs/>
           <w:sz w:val="32"/>
           <w:szCs w:val="32"/>
+          <w:highlight w:val="yellow"/>
           <w:lang w:val="pt-BR"/>
         </w:rPr>
       </w:pPr>
@@ -354,6 +358,7 @@
           <w:bCs/>
           <w:sz w:val="32"/>
           <w:szCs w:val="32"/>
+          <w:highlight w:val="yellow"/>
           <w:lang w:val="pt-BR"/>
         </w:rPr>
         <w:t>Tipos de Dados</w:t>
@@ -371,13 +376,15 @@
         <w:rPr>
           <w:sz w:val="32"/>
           <w:szCs w:val="32"/>
-          <w:lang w:val="pt-BR"/>
-        </w:rPr>
-      </w:pPr>
-      <w:r>
-        <w:rPr>
-          <w:sz w:val="32"/>
-          <w:szCs w:val="32"/>
+          <w:highlight w:val="yellow"/>
+          <w:lang w:val="pt-BR"/>
+        </w:rPr>
+      </w:pPr>
+      <w:r>
+        <w:rPr>
+          <w:sz w:val="32"/>
+          <w:szCs w:val="32"/>
+          <w:highlight w:val="yellow"/>
           <w:lang w:val="pt-BR"/>
         </w:rPr>
         <w:t>Numéricos, caracteres, lógicos, fatores, binários</w:t>
@@ -395,13 +402,15 @@
         <w:rPr>
           <w:sz w:val="32"/>
           <w:szCs w:val="32"/>
-          <w:lang w:val="pt-BR"/>
-        </w:rPr>
-      </w:pPr>
-      <w:r>
-        <w:rPr>
-          <w:sz w:val="32"/>
-          <w:szCs w:val="32"/>
+          <w:highlight w:val="yellow"/>
+          <w:lang w:val="pt-BR"/>
+        </w:rPr>
+      </w:pPr>
+      <w:r>
+        <w:rPr>
+          <w:sz w:val="32"/>
+          <w:szCs w:val="32"/>
+          <w:highlight w:val="yellow"/>
           <w:lang w:val="pt-BR"/>
         </w:rPr>
         <w:t>Vetores, data frames e listas</w:t>
@@ -2998,6 +3007,7 @@
   <w:style w:type="character" w:default="1" w:styleId="Fontepargpadro">
     <w:name w:val="Default Paragraph Font"/>
     <w:uiPriority w:val="1"/>
+    <w:semiHidden/>
     <w:unhideWhenUsed/>
   </w:style>
   <w:style w:type="table" w:default="1" w:styleId="Tabelanormal">
@@ -3630,6 +3640,23 @@
 </file>
 
 <file path=customXml/item1.xml><?xml version="1.0" encoding="utf-8"?>
+<p:properties xmlns:p="http://schemas.microsoft.com/office/2006/metadata/properties" xmlns:xsi="http://www.w3.org/2001/XMLSchema-instance" xmlns:pc="http://schemas.microsoft.com/office/infopath/2007/PartnerControls">
+  <documentManagement>
+    <_activity xmlns="c8004e21-d83e-4631-a309-dcfa7b02575e" xsi:nil="true"/>
+  </documentManagement>
+</p:properties>
+</file>
+
+<file path=customXml/item2.xml><?xml version="1.0" encoding="utf-8"?>
+<?mso-contentType ?>
+<FormTemplates xmlns="http://schemas.microsoft.com/sharepoint/v3/contenttype/forms">
+  <Display>DocumentLibraryForm</Display>
+  <Edit>DocumentLibraryForm</Edit>
+  <New>DocumentLibraryForm</New>
+</FormTemplates>
+</file>
+
+<file path=customXml/item3.xml><?xml version="1.0" encoding="utf-8"?>
 <ct:contentTypeSchema xmlns:ct="http://schemas.microsoft.com/office/2006/metadata/contentType" xmlns:ma="http://schemas.microsoft.com/office/2006/metadata/properties/metaAttributes" ct:_="" ma:_="" ma:contentTypeName="Document" ma:contentTypeID="0x010100CF75AE0B82915746B0D294B9195C590D" ma:contentTypeVersion="18" ma:contentTypeDescription="Create a new document." ma:contentTypeScope="" ma:versionID="21bacc7b791c70f97ead8f3e3eee303d">
   <xsd:schema xmlns:xsd="http://www.w3.org/2001/XMLSchema" xmlns:xs="http://www.w3.org/2001/XMLSchema" xmlns:p="http://schemas.microsoft.com/office/2006/metadata/properties" xmlns:ns3="c8004e21-d83e-4631-a309-dcfa7b02575e" xmlns:ns4="5b965e7e-ff4f-44fe-b755-2bd9549fa988" targetNamespace="http://schemas.microsoft.com/office/2006/metadata/properties" ma:root="true" ma:fieldsID="180fac0238b761ab4c4ba757535060e4" ns3:_="" ns4:_="">
     <xsd:import namespace="c8004e21-d83e-4631-a309-dcfa7b02575e"/>
@@ -3882,24 +3909,25 @@
 </ct:contentTypeSchema>
 </file>
 
-<file path=customXml/item2.xml><?xml version="1.0" encoding="utf-8"?>
-<?mso-contentType ?>
-<FormTemplates xmlns="http://schemas.microsoft.com/sharepoint/v3/contenttype/forms">
-  <Display>DocumentLibraryForm</Display>
-  <Edit>DocumentLibraryForm</Edit>
-  <New>DocumentLibraryForm</New>
-</FormTemplates>
+<file path=customXml/itemProps1.xml><?xml version="1.0" encoding="utf-8"?>
+<ds:datastoreItem xmlns:ds="http://schemas.openxmlformats.org/officeDocument/2006/customXml" ds:itemID="{26B4DD27-8A45-47AF-81C8-38965DDC85CC}">
+  <ds:schemaRefs>
+    <ds:schemaRef ds:uri="http://schemas.microsoft.com/office/2006/metadata/properties"/>
+    <ds:schemaRef ds:uri="http://schemas.microsoft.com/office/infopath/2007/PartnerControls"/>
+    <ds:schemaRef ds:uri="c8004e21-d83e-4631-a309-dcfa7b02575e"/>
+  </ds:schemaRefs>
+</ds:datastoreItem>
 </file>
 
-<file path=customXml/item3.xml><?xml version="1.0" encoding="utf-8"?>
-<p:properties xmlns:p="http://schemas.microsoft.com/office/2006/metadata/properties" xmlns:xsi="http://www.w3.org/2001/XMLSchema-instance" xmlns:pc="http://schemas.microsoft.com/office/infopath/2007/PartnerControls">
-  <documentManagement>
-    <_activity xmlns="c8004e21-d83e-4631-a309-dcfa7b02575e" xsi:nil="true"/>
-  </documentManagement>
-</p:properties>
+<file path=customXml/itemProps2.xml><?xml version="1.0" encoding="utf-8"?>
+<ds:datastoreItem xmlns:ds="http://schemas.openxmlformats.org/officeDocument/2006/customXml" ds:itemID="{63392986-CF33-473D-825B-7DCE55C1D5F4}">
+  <ds:schemaRefs>
+    <ds:schemaRef ds:uri="http://schemas.microsoft.com/sharepoint/v3/contenttype/forms"/>
+  </ds:schemaRefs>
+</ds:datastoreItem>
 </file>
 
-<file path=customXml/itemProps1.xml><?xml version="1.0" encoding="utf-8"?>
+<file path=customXml/itemProps3.xml><?xml version="1.0" encoding="utf-8"?>
 <ds:datastoreItem xmlns:ds="http://schemas.openxmlformats.org/officeDocument/2006/customXml" ds:itemID="{7E04A135-D54C-421E-A11D-7A89911A420E}">
   <ds:schemaRefs>
     <ds:schemaRef ds:uri="http://schemas.microsoft.com/office/2006/metadata/contentType"/>
@@ -3916,22 +3944,4 @@
     <ds:schemaRef ds:uri="http://schemas.microsoft.com/internal/obd"/>
   </ds:schemaRefs>
 </ds:datastoreItem>
-</file>
-
-<file path=customXml/itemProps2.xml><?xml version="1.0" encoding="utf-8"?>
-<ds:datastoreItem xmlns:ds="http://schemas.openxmlformats.org/officeDocument/2006/customXml" ds:itemID="{63392986-CF33-473D-825B-7DCE55C1D5F4}">
-  <ds:schemaRefs>
-    <ds:schemaRef ds:uri="http://schemas.microsoft.com/sharepoint/v3/contenttype/forms"/>
-  </ds:schemaRefs>
-</ds:datastoreItem>
-</file>
-
-<file path=customXml/itemProps3.xml><?xml version="1.0" encoding="utf-8"?>
-<ds:datastoreItem xmlns:ds="http://schemas.openxmlformats.org/officeDocument/2006/customXml" ds:itemID="{26B4DD27-8A45-47AF-81C8-38965DDC85CC}">
-  <ds:schemaRefs>
-    <ds:schemaRef ds:uri="http://schemas.microsoft.com/office/2006/metadata/properties"/>
-    <ds:schemaRef ds:uri="http://schemas.microsoft.com/office/infopath/2007/PartnerControls"/>
-    <ds:schemaRef ds:uri="c8004e21-d83e-4631-a309-dcfa7b02575e"/>
-  </ds:schemaRefs>
-</ds:datastoreItem>
 </file>
--- a/03_ementa/ementa.docx
+++ b/03_ementa/ementa.docx
@@ -4,6 +4,7 @@
   <w:body>
     <w:p>
       <w:pPr>
+        <w:spacing w:after="0" w:line="276" w:lineRule="auto"/>
         <w:jc w:val="center"/>
         <w:rPr>
           <w:b/>
@@ -29,6 +30,7 @@
     <w:p>
       <w:pPr>
         <w:pStyle w:val="PargrafodaLista"/>
+        <w:spacing w:after="0" w:line="276" w:lineRule="auto"/>
         <w:ind w:left="1080"/>
         <w:jc w:val="both"/>
         <w:rPr>
@@ -48,7 +50,7 @@
           <w:ilvl w:val="0"/>
           <w:numId w:val="6"/>
         </w:numPr>
-        <w:spacing w:line="360" w:lineRule="auto"/>
+        <w:spacing w:after="0" w:line="276" w:lineRule="auto"/>
         <w:jc w:val="both"/>
         <w:rPr>
           <w:b/>
@@ -78,7 +80,7 @@
           <w:ilvl w:val="1"/>
           <w:numId w:val="6"/>
         </w:numPr>
-        <w:spacing w:line="360" w:lineRule="auto"/>
+        <w:spacing w:after="0" w:line="276" w:lineRule="auto"/>
         <w:jc w:val="both"/>
         <w:rPr>
           <w:sz w:val="32"/>
@@ -104,7 +106,7 @@
           <w:ilvl w:val="1"/>
           <w:numId w:val="6"/>
         </w:numPr>
-        <w:spacing w:line="360" w:lineRule="auto"/>
+        <w:spacing w:after="0" w:line="276" w:lineRule="auto"/>
         <w:jc w:val="both"/>
         <w:rPr>
           <w:sz w:val="32"/>
@@ -130,7 +132,7 @@
           <w:ilvl w:val="1"/>
           <w:numId w:val="6"/>
         </w:numPr>
-        <w:spacing w:line="360" w:lineRule="auto"/>
+        <w:spacing w:after="0" w:line="276" w:lineRule="auto"/>
         <w:jc w:val="both"/>
         <w:rPr>
           <w:sz w:val="32"/>
@@ -156,7 +158,7 @@
           <w:ilvl w:val="0"/>
           <w:numId w:val="6"/>
         </w:numPr>
-        <w:spacing w:line="360" w:lineRule="auto"/>
+        <w:spacing w:after="0" w:line="276" w:lineRule="auto"/>
         <w:jc w:val="both"/>
         <w:rPr>
           <w:b/>
@@ -186,7 +188,7 @@
           <w:ilvl w:val="1"/>
           <w:numId w:val="6"/>
         </w:numPr>
-        <w:spacing w:line="360" w:lineRule="auto"/>
+        <w:spacing w:after="0" w:line="276" w:lineRule="auto"/>
         <w:jc w:val="both"/>
         <w:rPr>
           <w:sz w:val="32"/>
@@ -212,7 +214,7 @@
           <w:ilvl w:val="1"/>
           <w:numId w:val="6"/>
         </w:numPr>
-        <w:spacing w:line="360" w:lineRule="auto"/>
+        <w:spacing w:after="0" w:line="276" w:lineRule="auto"/>
         <w:jc w:val="both"/>
         <w:rPr>
           <w:sz w:val="32"/>
@@ -238,7 +240,7 @@
           <w:ilvl w:val="1"/>
           <w:numId w:val="6"/>
         </w:numPr>
-        <w:spacing w:line="360" w:lineRule="auto"/>
+        <w:spacing w:after="0" w:line="276" w:lineRule="auto"/>
         <w:jc w:val="both"/>
         <w:rPr>
           <w:sz w:val="32"/>
@@ -264,7 +266,7 @@
           <w:ilvl w:val="1"/>
           <w:numId w:val="6"/>
         </w:numPr>
-        <w:spacing w:line="360" w:lineRule="auto"/>
+        <w:spacing w:after="0" w:line="276" w:lineRule="auto"/>
         <w:jc w:val="both"/>
         <w:rPr>
           <w:sz w:val="32"/>
@@ -286,6 +288,7 @@
     <w:p>
       <w:pPr>
         <w:pStyle w:val="PargrafodaLista"/>
+        <w:spacing w:after="0" w:line="276" w:lineRule="auto"/>
         <w:ind w:left="1440"/>
         <w:jc w:val="both"/>
         <w:rPr>
@@ -297,6 +300,7 @@
     </w:p>
     <w:p>
       <w:pPr>
+        <w:spacing w:after="0" w:line="276" w:lineRule="auto"/>
         <w:jc w:val="center"/>
         <w:rPr>
           <w:b/>
@@ -322,6 +326,7 @@
     <w:p>
       <w:pPr>
         <w:pStyle w:val="PargrafodaLista"/>
+        <w:spacing w:after="0" w:line="276" w:lineRule="auto"/>
         <w:ind w:left="1080"/>
         <w:jc w:val="both"/>
         <w:rPr>
@@ -341,7 +346,7 @@
           <w:ilvl w:val="0"/>
           <w:numId w:val="7"/>
         </w:numPr>
-        <w:spacing w:line="360" w:lineRule="auto"/>
+        <w:spacing w:after="0" w:line="276" w:lineRule="auto"/>
         <w:jc w:val="both"/>
         <w:rPr>
           <w:b/>
@@ -371,7 +376,7 @@
           <w:ilvl w:val="1"/>
           <w:numId w:val="7"/>
         </w:numPr>
-        <w:spacing w:line="360" w:lineRule="auto"/>
+        <w:spacing w:after="0" w:line="276" w:lineRule="auto"/>
         <w:jc w:val="both"/>
         <w:rPr>
           <w:sz w:val="32"/>
@@ -397,7 +402,7 @@
           <w:ilvl w:val="1"/>
           <w:numId w:val="7"/>
         </w:numPr>
-        <w:spacing w:line="360" w:lineRule="auto"/>
+        <w:spacing w:after="0" w:line="276" w:lineRule="auto"/>
         <w:jc w:val="both"/>
         <w:rPr>
           <w:sz w:val="32"/>
@@ -423,13 +428,14 @@
           <w:ilvl w:val="0"/>
           <w:numId w:val="7"/>
         </w:numPr>
-        <w:spacing w:line="360" w:lineRule="auto"/>
+        <w:spacing w:after="0" w:line="276" w:lineRule="auto"/>
         <w:jc w:val="both"/>
         <w:rPr>
           <w:b/>
           <w:bCs/>
           <w:sz w:val="32"/>
           <w:szCs w:val="32"/>
+          <w:highlight w:val="yellow"/>
           <w:lang w:val="pt-BR"/>
         </w:rPr>
       </w:pPr>
@@ -439,6 +445,7 @@
           <w:bCs/>
           <w:sz w:val="32"/>
           <w:szCs w:val="32"/>
+          <w:highlight w:val="yellow"/>
           <w:lang w:val="pt-BR"/>
         </w:rPr>
         <w:t>Importação e Exportação de Dados</w:t>
@@ -451,68 +458,42 @@
           <w:ilvl w:val="1"/>
           <w:numId w:val="7"/>
         </w:numPr>
-        <w:spacing w:line="360" w:lineRule="auto"/>
+        <w:spacing w:after="0" w:line="276" w:lineRule="auto"/>
         <w:jc w:val="both"/>
         <w:rPr>
           <w:sz w:val="32"/>
           <w:szCs w:val="32"/>
-          <w:lang w:val="pt-BR"/>
-        </w:rPr>
-      </w:pPr>
-      <w:r>
-        <w:rPr>
-          <w:sz w:val="32"/>
-          <w:szCs w:val="32"/>
-          <w:lang w:val="pt-BR"/>
-        </w:rPr>
-        <w:t>Arquivos .</w:t>
-      </w:r>
-      <w:proofErr w:type="spellStart"/>
-      <w:r>
-        <w:rPr>
-          <w:sz w:val="32"/>
-          <w:szCs w:val="32"/>
-          <w:lang w:val="pt-BR"/>
-        </w:rPr>
-        <w:t>txt</w:t>
-      </w:r>
-      <w:proofErr w:type="spellEnd"/>
-      <w:r>
-        <w:rPr>
-          <w:sz w:val="32"/>
-          <w:szCs w:val="32"/>
-          <w:lang w:val="pt-BR"/>
-        </w:rPr>
-        <w:t>, .</w:t>
-      </w:r>
-      <w:proofErr w:type="spellStart"/>
-      <w:r>
-        <w:rPr>
-          <w:sz w:val="32"/>
-          <w:szCs w:val="32"/>
-          <w:lang w:val="pt-BR"/>
-        </w:rPr>
-        <w:t>csv</w:t>
-      </w:r>
-      <w:proofErr w:type="spellEnd"/>
-      <w:r>
-        <w:rPr>
-          <w:sz w:val="32"/>
-          <w:szCs w:val="32"/>
-          <w:lang w:val="pt-BR"/>
-        </w:rPr>
-        <w:t>, .</w:t>
-      </w:r>
-      <w:proofErr w:type="spellStart"/>
-      <w:r>
-        <w:rPr>
-          <w:sz w:val="32"/>
-          <w:szCs w:val="32"/>
-          <w:lang w:val="pt-BR"/>
-        </w:rPr>
-        <w:t>xlsx</w:t>
-      </w:r>
-      <w:proofErr w:type="spellEnd"/>
+          <w:highlight w:val="yellow"/>
+          <w:lang w:val="pt-BR"/>
+        </w:rPr>
+      </w:pPr>
+      <w:r>
+        <w:rPr>
+          <w:sz w:val="32"/>
+          <w:szCs w:val="32"/>
+          <w:highlight w:val="yellow"/>
+          <w:lang w:val="pt-BR"/>
+        </w:rPr>
+        <w:t>Arquivos .txt</w:t>
+      </w:r>
+      <w:r>
+        <w:rPr>
+          <w:sz w:val="32"/>
+          <w:szCs w:val="32"/>
+          <w:highlight w:val="yellow"/>
+          <w:lang w:val="pt-BR"/>
+        </w:rPr>
+        <w:t xml:space="preserve"> e</w:t>
+      </w:r>
+      <w:r>
+        <w:rPr>
+          <w:sz w:val="32"/>
+          <w:szCs w:val="32"/>
+          <w:highlight w:val="yellow"/>
+          <w:lang w:val="pt-BR"/>
+        </w:rPr>
+        <w:t xml:space="preserve"> .csv</w:t>
+      </w:r>
     </w:p>
     <w:p>
       <w:pPr>
@@ -521,13 +502,14 @@
           <w:ilvl w:val="0"/>
           <w:numId w:val="7"/>
         </w:numPr>
-        <w:spacing w:line="360" w:lineRule="auto"/>
+        <w:spacing w:after="0" w:line="276" w:lineRule="auto"/>
         <w:jc w:val="both"/>
         <w:rPr>
           <w:b/>
           <w:bCs/>
           <w:sz w:val="32"/>
           <w:szCs w:val="32"/>
+          <w:highlight w:val="yellow"/>
           <w:lang w:val="pt-BR"/>
         </w:rPr>
       </w:pPr>
@@ -537,6 +519,7 @@
           <w:bCs/>
           <w:sz w:val="32"/>
           <w:szCs w:val="32"/>
+          <w:highlight w:val="yellow"/>
           <w:lang w:val="pt-BR"/>
         </w:rPr>
         <w:t>Manipulação de Dados</w:t>
@@ -549,18 +532,20 @@
           <w:ilvl w:val="1"/>
           <w:numId w:val="7"/>
         </w:numPr>
-        <w:spacing w:line="360" w:lineRule="auto"/>
+        <w:spacing w:after="0" w:line="276" w:lineRule="auto"/>
         <w:jc w:val="both"/>
         <w:rPr>
           <w:sz w:val="32"/>
           <w:szCs w:val="32"/>
-          <w:lang w:val="pt-BR"/>
-        </w:rPr>
-      </w:pPr>
-      <w:r>
-        <w:rPr>
-          <w:sz w:val="32"/>
-          <w:szCs w:val="32"/>
+          <w:highlight w:val="yellow"/>
+          <w:lang w:val="pt-BR"/>
+        </w:rPr>
+      </w:pPr>
+      <w:r>
+        <w:rPr>
+          <w:sz w:val="32"/>
+          <w:szCs w:val="32"/>
+          <w:highlight w:val="yellow"/>
           <w:lang w:val="pt-BR"/>
         </w:rPr>
         <w:t xml:space="preserve">R básico </w:t>
@@ -573,18 +558,20 @@
           <w:ilvl w:val="1"/>
           <w:numId w:val="7"/>
         </w:numPr>
-        <w:spacing w:line="360" w:lineRule="auto"/>
+        <w:spacing w:after="0" w:line="276" w:lineRule="auto"/>
         <w:jc w:val="both"/>
         <w:rPr>
           <w:sz w:val="32"/>
           <w:szCs w:val="32"/>
-          <w:lang w:val="pt-BR"/>
-        </w:rPr>
-      </w:pPr>
-      <w:r>
-        <w:rPr>
-          <w:sz w:val="32"/>
-          <w:szCs w:val="32"/>
+          <w:highlight w:val="yellow"/>
+          <w:lang w:val="pt-BR"/>
+        </w:rPr>
+      </w:pPr>
+      <w:r>
+        <w:rPr>
+          <w:sz w:val="32"/>
+          <w:szCs w:val="32"/>
+          <w:highlight w:val="yellow"/>
           <w:lang w:val="pt-BR"/>
         </w:rPr>
         <w:t>P</w:t>
@@ -593,38 +580,20 @@
         <w:rPr>
           <w:sz w:val="32"/>
           <w:szCs w:val="32"/>
-          <w:lang w:val="pt-BR"/>
-        </w:rPr>
-        <w:t xml:space="preserve">acote </w:t>
-      </w:r>
-      <w:proofErr w:type="spellStart"/>
-      <w:r>
-        <w:rPr>
-          <w:sz w:val="32"/>
-          <w:szCs w:val="32"/>
-          <w:lang w:val="pt-BR"/>
-        </w:rPr>
-        <w:t>tidyverse</w:t>
-      </w:r>
-      <w:proofErr w:type="spellEnd"/>
-      <w:r>
-        <w:rPr>
-          <w:sz w:val="32"/>
-          <w:szCs w:val="32"/>
-          <w:lang w:val="pt-BR"/>
-        </w:rPr>
-        <w:t xml:space="preserve"> e </w:t>
-      </w:r>
-      <w:proofErr w:type="spellStart"/>
-      <w:r>
-        <w:rPr>
-          <w:sz w:val="32"/>
-          <w:szCs w:val="32"/>
-          <w:lang w:val="pt-BR"/>
-        </w:rPr>
-        <w:t>dplyr</w:t>
-      </w:r>
-      <w:proofErr w:type="spellEnd"/>
+          <w:highlight w:val="yellow"/>
+          <w:lang w:val="pt-BR"/>
+        </w:rPr>
+        <w:t>acote tidyverse</w:t>
+      </w:r>
+      <w:r>
+        <w:rPr>
+          <w:sz w:val="32"/>
+          <w:szCs w:val="32"/>
+          <w:highlight w:val="yellow"/>
+          <w:lang w:val="pt-BR"/>
+        </w:rPr>
+        <w:t xml:space="preserve"> e dplyr</w:t>
+      </w:r>
     </w:p>
     <w:p>
       <w:pPr>
@@ -633,40 +602,23 @@
           <w:ilvl w:val="1"/>
           <w:numId w:val="7"/>
         </w:numPr>
-        <w:spacing w:line="360" w:lineRule="auto"/>
+        <w:spacing w:after="0" w:line="276" w:lineRule="auto"/>
         <w:jc w:val="both"/>
         <w:rPr>
           <w:sz w:val="32"/>
           <w:szCs w:val="32"/>
-          <w:lang w:val="pt-BR"/>
-        </w:rPr>
-      </w:pPr>
-      <w:r>
-        <w:rPr>
-          <w:sz w:val="32"/>
-          <w:szCs w:val="32"/>
-          <w:lang w:val="pt-BR"/>
-        </w:rPr>
-        <w:lastRenderedPageBreak/>
-        <w:t xml:space="preserve">Uso do operador </w:t>
-      </w:r>
-      <w:proofErr w:type="spellStart"/>
-      <w:r>
-        <w:rPr>
-          <w:sz w:val="32"/>
-          <w:szCs w:val="32"/>
-          <w:lang w:val="pt-BR"/>
-        </w:rPr>
-        <w:t>pipe</w:t>
-      </w:r>
-      <w:proofErr w:type="spellEnd"/>
-      <w:r>
-        <w:rPr>
-          <w:sz w:val="32"/>
-          <w:szCs w:val="32"/>
-          <w:lang w:val="pt-BR"/>
-        </w:rPr>
-        <w:t xml:space="preserve"> (%&gt;%)</w:t>
+          <w:highlight w:val="yellow"/>
+          <w:lang w:val="pt-BR"/>
+        </w:rPr>
+      </w:pPr>
+      <w:r>
+        <w:rPr>
+          <w:sz w:val="32"/>
+          <w:szCs w:val="32"/>
+          <w:highlight w:val="yellow"/>
+          <w:lang w:val="pt-BR"/>
+        </w:rPr>
+        <w:t>Uso do operador pipe (%&gt;%)</w:t>
       </w:r>
     </w:p>
     <w:p>
@@ -676,18 +628,20 @@
           <w:ilvl w:val="1"/>
           <w:numId w:val="7"/>
         </w:numPr>
-        <w:spacing w:line="360" w:lineRule="auto"/>
+        <w:spacing w:after="0" w:line="276" w:lineRule="auto"/>
         <w:jc w:val="both"/>
         <w:rPr>
           <w:sz w:val="32"/>
           <w:szCs w:val="32"/>
-          <w:lang w:val="pt-BR"/>
-        </w:rPr>
-      </w:pPr>
-      <w:r>
-        <w:rPr>
-          <w:sz w:val="32"/>
-          <w:szCs w:val="32"/>
+          <w:highlight w:val="yellow"/>
+          <w:lang w:val="pt-BR"/>
+        </w:rPr>
+      </w:pPr>
+      <w:r>
+        <w:rPr>
+          <w:sz w:val="32"/>
+          <w:szCs w:val="32"/>
+          <w:highlight w:val="yellow"/>
           <w:lang w:val="pt-BR"/>
         </w:rPr>
         <w:t xml:space="preserve">Transformação de dados </w:t>
@@ -700,18 +654,20 @@
           <w:ilvl w:val="1"/>
           <w:numId w:val="7"/>
         </w:numPr>
-        <w:spacing w:line="360" w:lineRule="auto"/>
+        <w:spacing w:after="0" w:line="276" w:lineRule="auto"/>
         <w:jc w:val="both"/>
         <w:rPr>
           <w:sz w:val="32"/>
           <w:szCs w:val="32"/>
-          <w:lang w:val="pt-BR"/>
-        </w:rPr>
-      </w:pPr>
-      <w:r>
-        <w:rPr>
-          <w:sz w:val="32"/>
-          <w:szCs w:val="32"/>
+          <w:highlight w:val="yellow"/>
+          <w:lang w:val="pt-BR"/>
+        </w:rPr>
+      </w:pPr>
+      <w:r>
+        <w:rPr>
+          <w:sz w:val="32"/>
+          <w:szCs w:val="32"/>
+          <w:highlight w:val="yellow"/>
           <w:lang w:val="pt-BR"/>
         </w:rPr>
         <w:t>I</w:t>
@@ -720,20 +676,11 @@
         <w:rPr>
           <w:sz w:val="32"/>
           <w:szCs w:val="32"/>
-          <w:lang w:val="pt-BR"/>
-        </w:rPr>
-        <w:t xml:space="preserve">ntegração de múltiplos </w:t>
-      </w:r>
-      <w:proofErr w:type="spellStart"/>
-      <w:r>
-        <w:rPr>
-          <w:sz w:val="32"/>
-          <w:szCs w:val="32"/>
-          <w:lang w:val="pt-BR"/>
-        </w:rPr>
-        <w:t>datasets</w:t>
-      </w:r>
-      <w:proofErr w:type="spellEnd"/>
+          <w:highlight w:val="yellow"/>
+          <w:lang w:val="pt-BR"/>
+        </w:rPr>
+        <w:t>ntegração de múltiplos datasets</w:t>
+      </w:r>
     </w:p>
     <w:p>
       <w:pPr>
@@ -742,7 +689,7 @@
           <w:ilvl w:val="0"/>
           <w:numId w:val="7"/>
         </w:numPr>
-        <w:spacing w:line="360" w:lineRule="auto"/>
+        <w:spacing w:after="0" w:line="276" w:lineRule="auto"/>
         <w:jc w:val="both"/>
         <w:rPr>
           <w:b/>
@@ -770,7 +717,7 @@
           <w:ilvl w:val="1"/>
           <w:numId w:val="7"/>
         </w:numPr>
-        <w:spacing w:line="360" w:lineRule="auto"/>
+        <w:spacing w:after="0" w:line="276" w:lineRule="auto"/>
         <w:jc w:val="both"/>
         <w:rPr>
           <w:sz w:val="32"/>
@@ -794,7 +741,7 @@
           <w:ilvl w:val="1"/>
           <w:numId w:val="7"/>
         </w:numPr>
-        <w:spacing w:line="360" w:lineRule="auto"/>
+        <w:spacing w:after="0" w:line="276" w:lineRule="auto"/>
         <w:jc w:val="both"/>
         <w:rPr>
           <w:sz w:val="32"/>
@@ -818,7 +765,7 @@
           <w:ilvl w:val="1"/>
           <w:numId w:val="7"/>
         </w:numPr>
-        <w:spacing w:line="360" w:lineRule="auto"/>
+        <w:spacing w:after="0" w:line="276" w:lineRule="auto"/>
         <w:jc w:val="both"/>
         <w:rPr>
           <w:sz w:val="32"/>
@@ -832,12 +779,14 @@
           <w:szCs w:val="32"/>
           <w:lang w:val="pt-BR"/>
         </w:rPr>
+        <w:lastRenderedPageBreak/>
         <w:t>Exportação de gráficos</w:t>
       </w:r>
     </w:p>
     <w:p>
       <w:pPr>
         <w:pStyle w:val="PargrafodaLista"/>
+        <w:spacing w:after="0" w:line="276" w:lineRule="auto"/>
         <w:ind w:left="1080"/>
         <w:jc w:val="both"/>
         <w:rPr>
@@ -851,6 +800,7 @@
     </w:p>
     <w:p>
       <w:pPr>
+        <w:spacing w:after="0" w:line="276" w:lineRule="auto"/>
         <w:jc w:val="center"/>
         <w:rPr>
           <w:b/>
@@ -874,6 +824,7 @@
     <w:p>
       <w:pPr>
         <w:pStyle w:val="PargrafodaLista"/>
+        <w:spacing w:after="0" w:line="276" w:lineRule="auto"/>
         <w:ind w:left="1080"/>
         <w:jc w:val="both"/>
         <w:rPr>
@@ -892,7 +843,7 @@
           <w:ilvl w:val="0"/>
           <w:numId w:val="8"/>
         </w:numPr>
-        <w:spacing w:line="360" w:lineRule="auto"/>
+        <w:spacing w:after="0" w:line="276" w:lineRule="auto"/>
         <w:jc w:val="both"/>
         <w:rPr>
           <w:b/>
@@ -920,7 +871,7 @@
           <w:ilvl w:val="1"/>
           <w:numId w:val="8"/>
         </w:numPr>
-        <w:spacing w:line="360" w:lineRule="auto"/>
+        <w:spacing w:after="0" w:line="276" w:lineRule="auto"/>
         <w:jc w:val="both"/>
         <w:rPr>
           <w:sz w:val="32"/>
@@ -944,7 +895,7 @@
           <w:ilvl w:val="0"/>
           <w:numId w:val="8"/>
         </w:numPr>
-        <w:spacing w:line="360" w:lineRule="auto"/>
+        <w:spacing w:after="0" w:line="276" w:lineRule="auto"/>
         <w:jc w:val="both"/>
         <w:rPr>
           <w:b/>
@@ -972,7 +923,7 @@
           <w:ilvl w:val="1"/>
           <w:numId w:val="8"/>
         </w:numPr>
-        <w:spacing w:line="360" w:lineRule="auto"/>
+        <w:spacing w:after="0" w:line="276" w:lineRule="auto"/>
         <w:jc w:val="both"/>
         <w:rPr>
           <w:sz w:val="32"/>
@@ -996,7 +947,7 @@
           <w:ilvl w:val="0"/>
           <w:numId w:val="8"/>
         </w:numPr>
-        <w:spacing w:line="360" w:lineRule="auto"/>
+        <w:spacing w:after="0" w:line="276" w:lineRule="auto"/>
         <w:jc w:val="both"/>
         <w:rPr>
           <w:b/>
@@ -1024,7 +975,7 @@
           <w:ilvl w:val="1"/>
           <w:numId w:val="8"/>
         </w:numPr>
-        <w:spacing w:line="360" w:lineRule="auto"/>
+        <w:spacing w:after="0" w:line="276" w:lineRule="auto"/>
         <w:jc w:val="both"/>
         <w:rPr>
           <w:sz w:val="32"/>
@@ -1044,6 +995,7 @@
     <w:p>
       <w:pPr>
         <w:pStyle w:val="PargrafodaLista"/>
+        <w:spacing w:after="0" w:line="276" w:lineRule="auto"/>
         <w:ind w:left="1440"/>
         <w:jc w:val="both"/>
         <w:rPr>
@@ -1055,6 +1007,7 @@
     </w:p>
     <w:p>
       <w:pPr>
+        <w:spacing w:after="0" w:line="276" w:lineRule="auto"/>
         <w:jc w:val="center"/>
         <w:rPr>
           <w:b/>
@@ -1088,6 +1041,7 @@
     <w:p>
       <w:pPr>
         <w:pStyle w:val="PargrafodaLista"/>
+        <w:spacing w:after="0" w:line="276" w:lineRule="auto"/>
         <w:ind w:left="1080"/>
         <w:jc w:val="center"/>
         <w:rPr>
@@ -1106,7 +1060,7 @@
           <w:ilvl w:val="0"/>
           <w:numId w:val="9"/>
         </w:numPr>
-        <w:spacing w:line="360" w:lineRule="auto"/>
+        <w:spacing w:after="0" w:line="276" w:lineRule="auto"/>
         <w:jc w:val="both"/>
         <w:rPr>
           <w:b/>
@@ -1134,7 +1088,7 @@
           <w:ilvl w:val="1"/>
           <w:numId w:val="9"/>
         </w:numPr>
-        <w:spacing w:line="360" w:lineRule="auto"/>
+        <w:spacing w:after="0" w:line="276" w:lineRule="auto"/>
         <w:jc w:val="both"/>
         <w:rPr>
           <w:sz w:val="32"/>
@@ -1158,7 +1112,7 @@
           <w:ilvl w:val="0"/>
           <w:numId w:val="9"/>
         </w:numPr>
-        <w:spacing w:line="360" w:lineRule="auto"/>
+        <w:spacing w:after="0" w:line="276" w:lineRule="auto"/>
         <w:jc w:val="both"/>
         <w:rPr>
           <w:b/>
@@ -1186,7 +1140,7 @@
           <w:ilvl w:val="1"/>
           <w:numId w:val="9"/>
         </w:numPr>
-        <w:spacing w:line="360" w:lineRule="auto"/>
+        <w:spacing w:after="0" w:line="276" w:lineRule="auto"/>
         <w:jc w:val="both"/>
         <w:rPr>
           <w:sz w:val="32"/>
@@ -1200,7 +1154,6 @@
           <w:szCs w:val="32"/>
           <w:lang w:val="pt-BR"/>
         </w:rPr>
-        <w:lastRenderedPageBreak/>
         <w:t>Interpretação e comunicação dos resultados preditivos</w:t>
       </w:r>
     </w:p>
@@ -3640,23 +3593,6 @@
 </file>
 
 <file path=customXml/item1.xml><?xml version="1.0" encoding="utf-8"?>
-<p:properties xmlns:p="http://schemas.microsoft.com/office/2006/metadata/properties" xmlns:xsi="http://www.w3.org/2001/XMLSchema-instance" xmlns:pc="http://schemas.microsoft.com/office/infopath/2007/PartnerControls">
-  <documentManagement>
-    <_activity xmlns="c8004e21-d83e-4631-a309-dcfa7b02575e" xsi:nil="true"/>
-  </documentManagement>
-</p:properties>
-</file>
-
-<file path=customXml/item2.xml><?xml version="1.0" encoding="utf-8"?>
-<?mso-contentType ?>
-<FormTemplates xmlns="http://schemas.microsoft.com/sharepoint/v3/contenttype/forms">
-  <Display>DocumentLibraryForm</Display>
-  <Edit>DocumentLibraryForm</Edit>
-  <New>DocumentLibraryForm</New>
-</FormTemplates>
-</file>
-
-<file path=customXml/item3.xml><?xml version="1.0" encoding="utf-8"?>
 <ct:contentTypeSchema xmlns:ct="http://schemas.microsoft.com/office/2006/metadata/contentType" xmlns:ma="http://schemas.microsoft.com/office/2006/metadata/properties/metaAttributes" ct:_="" ma:_="" ma:contentTypeName="Document" ma:contentTypeID="0x010100CF75AE0B82915746B0D294B9195C590D" ma:contentTypeVersion="18" ma:contentTypeDescription="Create a new document." ma:contentTypeScope="" ma:versionID="21bacc7b791c70f97ead8f3e3eee303d">
   <xsd:schema xmlns:xsd="http://www.w3.org/2001/XMLSchema" xmlns:xs="http://www.w3.org/2001/XMLSchema" xmlns:p="http://schemas.microsoft.com/office/2006/metadata/properties" xmlns:ns3="c8004e21-d83e-4631-a309-dcfa7b02575e" xmlns:ns4="5b965e7e-ff4f-44fe-b755-2bd9549fa988" targetNamespace="http://schemas.microsoft.com/office/2006/metadata/properties" ma:root="true" ma:fieldsID="180fac0238b761ab4c4ba757535060e4" ns3:_="" ns4:_="">
     <xsd:import namespace="c8004e21-d83e-4631-a309-dcfa7b02575e"/>
@@ -3909,25 +3845,24 @@
 </ct:contentTypeSchema>
 </file>
 
-<file path=customXml/itemProps1.xml><?xml version="1.0" encoding="utf-8"?>
-<ds:datastoreItem xmlns:ds="http://schemas.openxmlformats.org/officeDocument/2006/customXml" ds:itemID="{26B4DD27-8A45-47AF-81C8-38965DDC85CC}">
-  <ds:schemaRefs>
-    <ds:schemaRef ds:uri="http://schemas.microsoft.com/office/2006/metadata/properties"/>
-    <ds:schemaRef ds:uri="http://schemas.microsoft.com/office/infopath/2007/PartnerControls"/>
-    <ds:schemaRef ds:uri="c8004e21-d83e-4631-a309-dcfa7b02575e"/>
-  </ds:schemaRefs>
-</ds:datastoreItem>
+<file path=customXml/item2.xml><?xml version="1.0" encoding="utf-8"?>
+<?mso-contentType ?>
+<FormTemplates xmlns="http://schemas.microsoft.com/sharepoint/v3/contenttype/forms">
+  <Display>DocumentLibraryForm</Display>
+  <Edit>DocumentLibraryForm</Edit>
+  <New>DocumentLibraryForm</New>
+</FormTemplates>
 </file>
 
-<file path=customXml/itemProps2.xml><?xml version="1.0" encoding="utf-8"?>
-<ds:datastoreItem xmlns:ds="http://schemas.openxmlformats.org/officeDocument/2006/customXml" ds:itemID="{63392986-CF33-473D-825B-7DCE55C1D5F4}">
-  <ds:schemaRefs>
-    <ds:schemaRef ds:uri="http://schemas.microsoft.com/sharepoint/v3/contenttype/forms"/>
-  </ds:schemaRefs>
-</ds:datastoreItem>
+<file path=customXml/item3.xml><?xml version="1.0" encoding="utf-8"?>
+<p:properties xmlns:p="http://schemas.microsoft.com/office/2006/metadata/properties" xmlns:xsi="http://www.w3.org/2001/XMLSchema-instance" xmlns:pc="http://schemas.microsoft.com/office/infopath/2007/PartnerControls">
+  <documentManagement>
+    <_activity xmlns="c8004e21-d83e-4631-a309-dcfa7b02575e" xsi:nil="true"/>
+  </documentManagement>
+</p:properties>
 </file>
 
-<file path=customXml/itemProps3.xml><?xml version="1.0" encoding="utf-8"?>
+<file path=customXml/itemProps1.xml><?xml version="1.0" encoding="utf-8"?>
 <ds:datastoreItem xmlns:ds="http://schemas.openxmlformats.org/officeDocument/2006/customXml" ds:itemID="{7E04A135-D54C-421E-A11D-7A89911A420E}">
   <ds:schemaRefs>
     <ds:schemaRef ds:uri="http://schemas.microsoft.com/office/2006/metadata/contentType"/>
@@ -3944,4 +3879,22 @@
     <ds:schemaRef ds:uri="http://schemas.microsoft.com/internal/obd"/>
   </ds:schemaRefs>
 </ds:datastoreItem>
+</file>
+
+<file path=customXml/itemProps2.xml><?xml version="1.0" encoding="utf-8"?>
+<ds:datastoreItem xmlns:ds="http://schemas.openxmlformats.org/officeDocument/2006/customXml" ds:itemID="{63392986-CF33-473D-825B-7DCE55C1D5F4}">
+  <ds:schemaRefs>
+    <ds:schemaRef ds:uri="http://schemas.microsoft.com/sharepoint/v3/contenttype/forms"/>
+  </ds:schemaRefs>
+</ds:datastoreItem>
+</file>
+
+<file path=customXml/itemProps3.xml><?xml version="1.0" encoding="utf-8"?>
+<ds:datastoreItem xmlns:ds="http://schemas.openxmlformats.org/officeDocument/2006/customXml" ds:itemID="{26B4DD27-8A45-47AF-81C8-38965DDC85CC}">
+  <ds:schemaRefs>
+    <ds:schemaRef ds:uri="http://schemas.microsoft.com/office/2006/metadata/properties"/>
+    <ds:schemaRef ds:uri="http://schemas.microsoft.com/office/infopath/2007/PartnerControls"/>
+    <ds:schemaRef ds:uri="c8004e21-d83e-4631-a309-dcfa7b02575e"/>
+  </ds:schemaRefs>
+</ds:datastoreItem>
 </file>